--- a/OOP.docx
+++ b/OOP.docx
@@ -3977,6 +3977,7 @@
         </w:tc>
       </w:tr>
     </w:tbl>
+    <w:p/>
     <w:p>
       <w:pPr>
         <w:spacing w:after="120" w:line="264" w:lineRule="auto"/>
@@ -4759,6 +4760,7 @@
         </w:tc>
       </w:tr>
     </w:tbl>
+    <w:p/>
     <w:p>
       <w:pPr>
         <w:pStyle w:val="Listenabsatz"/>
@@ -5533,6 +5535,7 @@
         </w:tc>
       </w:tr>
     </w:tbl>
+    <w:p/>
     <w:p>
       <w:pPr>
         <w:pStyle w:val="Listenabsatz"/>
@@ -5794,6 +5797,7 @@
         </w:tc>
       </w:tr>
     </w:tbl>
+    <w:p/>
     <w:p>
       <w:pPr>
         <w:pStyle w:val="Listenabsatz"/>
@@ -5915,6 +5919,7 @@
         </w:tc>
       </w:tr>
     </w:tbl>
+    <w:p/>
     <w:p>
       <w:pPr>
         <w:pStyle w:val="berschrift2"/>
@@ -6115,6 +6120,7 @@
         </w:tc>
       </w:tr>
     </w:tbl>
+    <w:p/>
     <w:p>
       <w:pPr>
         <w:pStyle w:val="Listenabsatz"/>
@@ -6352,6 +6358,7 @@
         </w:tc>
       </w:tr>
     </w:tbl>
+    <w:p/>
     <w:p>
       <w:pPr>
         <w:pStyle w:val="Listenabsatz"/>
@@ -8284,6 +8291,7 @@
         </w:tc>
       </w:tr>
     </w:tbl>
+    <w:p/>
     <w:p>
       <w:pPr>
         <w:pStyle w:val="Listenabsatz"/>
@@ -9411,6 +9419,7 @@
         </w:tc>
       </w:tr>
     </w:tbl>
+    <w:p/>
     <w:p>
       <w:pPr>
         <w:spacing w:after="120" w:line="264" w:lineRule="auto"/>
@@ -10243,6 +10252,7 @@
         </w:tc>
       </w:tr>
     </w:tbl>
+    <w:p/>
     <w:p>
       <w:pPr>
         <w:spacing w:after="120" w:line="264" w:lineRule="auto"/>
@@ -11514,6 +11524,7 @@
         </w:tc>
       </w:tr>
     </w:tbl>
+    <w:p/>
     <w:p>
       <w:pPr>
         <w:spacing w:after="120" w:line="264" w:lineRule="auto"/>

--- a/OOP.docx
+++ b/OOP.docx
@@ -2615,12 +2615,6 @@
         <w:gridCol w:w="2600"/>
       </w:tblGrid>
       <w:tr>
-        <w:tblPrEx>
-          <w:tblCellMar>
-            <w:top w:w="0" w:type="dxa"/>
-            <w:bottom w:w="0" w:type="dxa"/>
-          </w:tblCellMar>
-        </w:tblPrEx>
         <w:trPr>
           <w:tblHeader/>
         </w:trPr>
@@ -2728,12 +2722,6 @@
         </w:tc>
       </w:tr>
       <w:tr>
-        <w:tblPrEx>
-          <w:tblCellMar>
-            <w:top w:w="0" w:type="dxa"/>
-            <w:bottom w:w="0" w:type="dxa"/>
-          </w:tblCellMar>
-        </w:tblPrEx>
         <w:tc>
           <w:tcPr>
             <w:tcW w:w="2200" w:type="dxa"/>
@@ -2829,12 +2817,6 @@
         </w:tc>
       </w:tr>
       <w:tr>
-        <w:tblPrEx>
-          <w:tblCellMar>
-            <w:top w:w="0" w:type="dxa"/>
-            <w:bottom w:w="0" w:type="dxa"/>
-          </w:tblCellMar>
-        </w:tblPrEx>
         <w:tc>
           <w:tcPr>
             <w:tcW w:w="2200" w:type="dxa"/>
@@ -2971,12 +2953,6 @@
         </w:tc>
       </w:tr>
       <w:tr>
-        <w:tblPrEx>
-          <w:tblCellMar>
-            <w:top w:w="0" w:type="dxa"/>
-            <w:bottom w:w="0" w:type="dxa"/>
-          </w:tblCellMar>
-        </w:tblPrEx>
         <w:tc>
           <w:tcPr>
             <w:tcW w:w="2200" w:type="dxa"/>
@@ -3113,12 +3089,6 @@
         </w:tc>
       </w:tr>
       <w:tr>
-        <w:tblPrEx>
-          <w:tblCellMar>
-            <w:top w:w="0" w:type="dxa"/>
-            <w:bottom w:w="0" w:type="dxa"/>
-          </w:tblCellMar>
-        </w:tblPrEx>
         <w:tc>
           <w:tcPr>
             <w:tcW w:w="2200" w:type="dxa"/>
@@ -3214,6 +3184,7 @@
         </w:tc>
       </w:tr>
     </w:tbl>
+    <w:p/>
     <w:p>
       <w:pPr>
         <w:pStyle w:val="berschrift2"/>
@@ -3531,6 +3502,11 @@
       <w:r>
         <w:t xml:space="preserve"> (Schnittstelle), dann private (Innenleben).</w:t>
       </w:r>
+    </w:p>
+    <w:p>
+      <w:pPr>
+        <w:spacing w:after="60" w:line="260" w:lineRule="auto"/>
+      </w:pPr>
     </w:p>
     <w:tbl>
       <w:tblPr>
@@ -3554,12 +3530,6 @@
         <w:gridCol w:w="9638"/>
       </w:tblGrid>
       <w:tr>
-        <w:tblPrEx>
-          <w:tblCellMar>
-            <w:top w:w="0" w:type="dxa"/>
-            <w:bottom w:w="0" w:type="dxa"/>
-          </w:tblCellMar>
-        </w:tblPrEx>
         <w:tc>
           <w:tcPr>
             <w:tcW w:w="9638" w:type="dxa"/>
@@ -4494,6 +4464,7 @@
           <w:b/>
           <w:bCs/>
         </w:rPr>
+        <w:lastRenderedPageBreak/>
         <w:t xml:space="preserve">Aufgabe: </w:t>
       </w:r>
       <w:r>
@@ -4530,7 +4501,6 @@
       </w:pPr>
       <w:bookmarkStart w:id="7" w:name="_Toc232082684"/>
       <w:r>
-        <w:lastRenderedPageBreak/>
         <w:t xml:space="preserve">7. Initialisierungsliste, </w:t>
       </w:r>
       <w:proofErr w:type="spellStart"/>
@@ -4604,12 +4574,6 @@
         <w:gridCol w:w="9638"/>
       </w:tblGrid>
       <w:tr>
-        <w:tblPrEx>
-          <w:tblCellMar>
-            <w:top w:w="0" w:type="dxa"/>
-            <w:bottom w:w="0" w:type="dxa"/>
-          </w:tblCellMar>
-        </w:tblPrEx>
         <w:tc>
           <w:tcPr>
             <w:tcW w:w="9638" w:type="dxa"/>
@@ -5277,12 +5241,6 @@
         <w:gridCol w:w="9638"/>
       </w:tblGrid>
       <w:tr>
-        <w:tblPrEx>
-          <w:tblCellMar>
-            <w:top w:w="0" w:type="dxa"/>
-            <w:bottom w:w="0" w:type="dxa"/>
-          </w:tblCellMar>
-        </w:tblPrEx>
         <w:tc>
           <w:tcPr>
             <w:tcW w:w="9638" w:type="dxa"/>
@@ -5679,12 +5637,6 @@
         <w:gridCol w:w="9638"/>
       </w:tblGrid>
       <w:tr>
-        <w:tblPrEx>
-          <w:tblCellMar>
-            <w:top w:w="0" w:type="dxa"/>
-            <w:bottom w:w="0" w:type="dxa"/>
-          </w:tblCellMar>
-        </w:tblPrEx>
         <w:tc>
           <w:tcPr>
             <w:tcW w:w="9638" w:type="dxa"/>
@@ -5875,12 +5827,6 @@
         <w:gridCol w:w="9638"/>
       </w:tblGrid>
       <w:tr>
-        <w:tblPrEx>
-          <w:tblCellMar>
-            <w:top w:w="0" w:type="dxa"/>
-            <w:bottom w:w="0" w:type="dxa"/>
-          </w:tblCellMar>
-        </w:tblPrEx>
         <w:tc>
           <w:tcPr>
             <w:tcW w:w="9638" w:type="dxa"/>
@@ -5979,12 +5925,6 @@
         <w:gridCol w:w="9638"/>
       </w:tblGrid>
       <w:tr>
-        <w:tblPrEx>
-          <w:tblCellMar>
-            <w:top w:w="0" w:type="dxa"/>
-            <w:bottom w:w="0" w:type="dxa"/>
-          </w:tblCellMar>
-        </w:tblPrEx>
         <w:tc>
           <w:tcPr>
             <w:tcW w:w="9638" w:type="dxa"/>
@@ -6258,12 +6198,6 @@
         <w:gridCol w:w="9638"/>
       </w:tblGrid>
       <w:tr>
-        <w:tblPrEx>
-          <w:tblCellMar>
-            <w:top w:w="0" w:type="dxa"/>
-            <w:bottom w:w="0" w:type="dxa"/>
-          </w:tblCellMar>
-        </w:tblPrEx>
         <w:tc>
           <w:tcPr>
             <w:tcW w:w="9638" w:type="dxa"/>
@@ -6420,12 +6354,6 @@
         <w:gridCol w:w="9638"/>
       </w:tblGrid>
       <w:tr>
-        <w:tblPrEx>
-          <w:tblCellMar>
-            <w:top w:w="0" w:type="dxa"/>
-            <w:bottom w:w="0" w:type="dxa"/>
-          </w:tblCellMar>
-        </w:tblPrEx>
         <w:tc>
           <w:tcPr>
             <w:tcW w:w="9638" w:type="dxa"/>
@@ -6925,12 +6853,6 @@
         <w:gridCol w:w="9638"/>
       </w:tblGrid>
       <w:tr>
-        <w:tblPrEx>
-          <w:tblCellMar>
-            <w:top w:w="0" w:type="dxa"/>
-            <w:bottom w:w="0" w:type="dxa"/>
-          </w:tblCellMar>
-        </w:tblPrEx>
         <w:tc>
           <w:tcPr>
             <w:tcW w:w="9638" w:type="dxa"/>
@@ -7104,6 +7026,7 @@
         </w:tc>
       </w:tr>
     </w:tbl>
+    <w:p/>
     <w:p>
       <w:pPr>
         <w:pStyle w:val="berschrift2"/>
@@ -7572,12 +7495,6 @@
         <w:gridCol w:w="9638"/>
       </w:tblGrid>
       <w:tr>
-        <w:tblPrEx>
-          <w:tblCellMar>
-            <w:top w:w="0" w:type="dxa"/>
-            <w:bottom w:w="0" w:type="dxa"/>
-          </w:tblCellMar>
-        </w:tblPrEx>
         <w:tc>
           <w:tcPr>
             <w:tcW w:w="9638" w:type="dxa"/>
@@ -8114,12 +8031,6 @@
         <w:gridCol w:w="9638"/>
       </w:tblGrid>
       <w:tr>
-        <w:tblPrEx>
-          <w:tblCellMar>
-            <w:top w:w="0" w:type="dxa"/>
-            <w:bottom w:w="0" w:type="dxa"/>
-          </w:tblCellMar>
-        </w:tblPrEx>
         <w:tc>
           <w:tcPr>
             <w:tcW w:w="9638" w:type="dxa"/>
@@ -8291,6 +8202,64 @@
         </w:tc>
       </w:tr>
     </w:tbl>
+    <w:p/>
+    <w:p>
+      <w:pPr>
+        <w:jc w:val="center"/>
+      </w:pPr>
+      <w:r>
+        <w:rPr>
+          <w:noProof/>
+        </w:rPr>
+        <w:drawing>
+          <wp:inline distT="0" distB="0" distL="0" distR="0" wp14:anchorId="6B60DAF1" wp14:editId="7DBC33BA">
+            <wp:extent cx="5486400" cy="3507246"/>
+            <wp:effectExtent l="0" t="0" r="0" b="0"/>
+            <wp:docPr id="1" name="Picture 1"/>
+            <wp:cNvGraphicFramePr>
+              <a:graphicFrameLocks xmlns:a="http://schemas.openxmlformats.org/drawingml/2006/main" noChangeAspect="1"/>
+            </wp:cNvGraphicFramePr>
+            <a:graphic xmlns:a="http://schemas.openxmlformats.org/drawingml/2006/main">
+              <a:graphicData uri="http://schemas.openxmlformats.org/drawingml/2006/picture">
+                <pic:pic xmlns:pic="http://schemas.openxmlformats.org/drawingml/2006/picture">
+                  <pic:nvPicPr>
+                    <pic:cNvPr id="0" name="uml_klassen.png"/>
+                    <pic:cNvPicPr/>
+                  </pic:nvPicPr>
+                  <pic:blipFill>
+                    <a:blip r:embed="rId7"/>
+                    <a:stretch>
+                      <a:fillRect/>
+                    </a:stretch>
+                  </pic:blipFill>
+                  <pic:spPr>
+                    <a:xfrm>
+                      <a:off x="0" y="0"/>
+                      <a:ext cx="5486400" cy="3507246"/>
+                    </a:xfrm>
+                    <a:prstGeom prst="rect">
+                      <a:avLst/>
+                    </a:prstGeom>
+                  </pic:spPr>
+                </pic:pic>
+              </a:graphicData>
+            </a:graphic>
+          </wp:inline>
+        </w:drawing>
+      </w:r>
+    </w:p>
+    <w:p>
+      <w:pPr>
+        <w:jc w:val="center"/>
+      </w:pPr>
+      <w:r>
+        <w:rPr>
+          <w:i/>
+          <w:sz w:val="16"/>
+        </w:rPr>
+        <w:t>Abb.: UML-Klassendiagramm – Vererbung</w:t>
+      </w:r>
+    </w:p>
     <w:p/>
     <w:p>
       <w:pPr>
@@ -8408,12 +8377,6 @@
         <w:gridCol w:w="27"/>
       </w:tblGrid>
       <w:tr>
-        <w:tblPrEx>
-          <w:tblCellMar>
-            <w:top w:w="0" w:type="dxa"/>
-            <w:bottom w:w="0" w:type="dxa"/>
-          </w:tblCellMar>
-        </w:tblPrEx>
         <w:trPr>
           <w:gridAfter w:val="1"/>
           <w:wAfter w:w="27" w:type="dxa"/>
@@ -8558,12 +8521,6 @@
         </w:tc>
       </w:tr>
       <w:tr>
-        <w:tblPrEx>
-          <w:tblCellMar>
-            <w:top w:w="0" w:type="dxa"/>
-            <w:bottom w:w="0" w:type="dxa"/>
-          </w:tblCellMar>
-        </w:tblPrEx>
         <w:trPr>
           <w:gridAfter w:val="1"/>
           <w:wAfter w:w="27" w:type="dxa"/>
@@ -8695,12 +8652,6 @@
         </w:tc>
       </w:tr>
       <w:tr>
-        <w:tblPrEx>
-          <w:tblCellMar>
-            <w:top w:w="0" w:type="dxa"/>
-            <w:bottom w:w="0" w:type="dxa"/>
-          </w:tblCellMar>
-        </w:tblPrEx>
         <w:trPr>
           <w:gridAfter w:val="1"/>
           <w:wAfter w:w="27" w:type="dxa"/>
@@ -8832,12 +8783,6 @@
         </w:tc>
       </w:tr>
       <w:tr>
-        <w:tblPrEx>
-          <w:tblCellMar>
-            <w:top w:w="0" w:type="dxa"/>
-            <w:bottom w:w="0" w:type="dxa"/>
-          </w:tblCellMar>
-        </w:tblPrEx>
         <w:trPr>
           <w:gridAfter w:val="1"/>
           <w:wAfter w:w="27" w:type="dxa"/>
@@ -8969,12 +8914,6 @@
         </w:tc>
       </w:tr>
       <w:tr>
-        <w:tblPrEx>
-          <w:tblCellMar>
-            <w:top w:w="0" w:type="dxa"/>
-            <w:bottom w:w="0" w:type="dxa"/>
-          </w:tblCellMar>
-        </w:tblPrEx>
         <w:trPr>
           <w:gridAfter w:val="1"/>
           <w:wAfter w:w="27" w:type="dxa"/>
@@ -9106,12 +9045,6 @@
         </w:tc>
       </w:tr>
       <w:tr>
-        <w:tblPrEx>
-          <w:tblCellMar>
-            <w:top w:w="0" w:type="dxa"/>
-            <w:bottom w:w="0" w:type="dxa"/>
-          </w:tblCellMar>
-        </w:tblPrEx>
         <w:trPr>
           <w:gridBefore w:val="1"/>
           <w:wBefore w:w="27" w:type="dxa"/>
@@ -9226,12 +9159,6 @@
         <w:gridCol w:w="9638"/>
       </w:tblGrid>
       <w:tr>
-        <w:tblPrEx>
-          <w:tblCellMar>
-            <w:top w:w="0" w:type="dxa"/>
-            <w:bottom w:w="0" w:type="dxa"/>
-          </w:tblCellMar>
-        </w:tblPrEx>
         <w:tc>
           <w:tcPr>
             <w:tcW w:w="9638" w:type="dxa"/>
@@ -9481,12 +9408,6 @@
         <w:gridCol w:w="9638"/>
       </w:tblGrid>
       <w:tr>
-        <w:tblPrEx>
-          <w:tblCellMar>
-            <w:top w:w="0" w:type="dxa"/>
-            <w:bottom w:w="0" w:type="dxa"/>
-          </w:tblCellMar>
-        </w:tblPrEx>
         <w:tc>
           <w:tcPr>
             <w:tcW w:w="9638" w:type="dxa"/>
@@ -10460,12 +10381,6 @@
         <w:gridCol w:w="9638"/>
       </w:tblGrid>
       <w:tr>
-        <w:tblPrEx>
-          <w:tblCellMar>
-            <w:top w:w="0" w:type="dxa"/>
-            <w:bottom w:w="0" w:type="dxa"/>
-          </w:tblCellMar>
-        </w:tblPrEx>
         <w:tc>
           <w:tcPr>
             <w:tcW w:w="9638" w:type="dxa"/>
@@ -10639,6 +10554,7 @@
         </w:tc>
       </w:tr>
     </w:tbl>
+    <w:p/>
     <w:p>
       <w:pPr>
         <w:pStyle w:val="berschrift2"/>
@@ -10805,12 +10721,6 @@
         <w:gridCol w:w="3300"/>
       </w:tblGrid>
       <w:tr>
-        <w:tblPrEx>
-          <w:tblCellMar>
-            <w:top w:w="0" w:type="dxa"/>
-            <w:bottom w:w="0" w:type="dxa"/>
-          </w:tblCellMar>
-        </w:tblPrEx>
         <w:trPr>
           <w:tblHeader/>
         </w:trPr>
@@ -10918,12 +10828,6 @@
         </w:tc>
       </w:tr>
       <w:tr>
-        <w:tblPrEx>
-          <w:tblCellMar>
-            <w:top w:w="0" w:type="dxa"/>
-            <w:bottom w:w="0" w:type="dxa"/>
-          </w:tblCellMar>
-        </w:tblPrEx>
         <w:tc>
           <w:tcPr>
             <w:tcW w:w="2200" w:type="dxa"/>
@@ -11019,12 +10923,6 @@
         </w:tc>
       </w:tr>
       <w:tr>
-        <w:tblPrEx>
-          <w:tblCellMar>
-            <w:top w:w="0" w:type="dxa"/>
-            <w:bottom w:w="0" w:type="dxa"/>
-          </w:tblCellMar>
-        </w:tblPrEx>
         <w:tc>
           <w:tcPr>
             <w:tcW w:w="2200" w:type="dxa"/>
@@ -11120,12 +11018,6 @@
         </w:tc>
       </w:tr>
       <w:tr>
-        <w:tblPrEx>
-          <w:tblCellMar>
-            <w:top w:w="0" w:type="dxa"/>
-            <w:bottom w:w="0" w:type="dxa"/>
-          </w:tblCellMar>
-        </w:tblPrEx>
         <w:tc>
           <w:tcPr>
             <w:tcW w:w="2200" w:type="dxa"/>
@@ -11221,12 +11113,6 @@
         </w:tc>
       </w:tr>
       <w:tr>
-        <w:tblPrEx>
-          <w:tblCellMar>
-            <w:top w:w="0" w:type="dxa"/>
-            <w:bottom w:w="0" w:type="dxa"/>
-          </w:tblCellMar>
-        </w:tblPrEx>
         <w:tc>
           <w:tcPr>
             <w:tcW w:w="2200" w:type="dxa"/>
@@ -11322,12 +11208,6 @@
         </w:tc>
       </w:tr>
       <w:tr>
-        <w:tblPrEx>
-          <w:tblCellMar>
-            <w:top w:w="0" w:type="dxa"/>
-            <w:bottom w:w="0" w:type="dxa"/>
-          </w:tblCellMar>
-        </w:tblPrEx>
         <w:tc>
           <w:tcPr>
             <w:tcW w:w="2200" w:type="dxa"/>
@@ -11423,12 +11303,6 @@
         </w:tc>
       </w:tr>
       <w:tr>
-        <w:tblPrEx>
-          <w:tblCellMar>
-            <w:top w:w="0" w:type="dxa"/>
-            <w:bottom w:w="0" w:type="dxa"/>
-          </w:tblCellMar>
-        </w:tblPrEx>
         <w:tc>
           <w:tcPr>
             <w:tcW w:w="2200" w:type="dxa"/>
@@ -11866,7 +11740,7 @@
       </w:r>
     </w:p>
     <w:sectPr>
-      <w:footerReference w:type="default" r:id="rId7"/>
+      <w:footerReference w:type="default" r:id="rId8"/>
       <w:pgSz w:w="11906" w:h="16838"/>
       <w:pgMar w:top="1134" w:right="1134" w:bottom="1134" w:left="1134" w:header="708" w:footer="708" w:gutter="0"/>
       <w:cols w:space="720"/>
